--- a/Házi - DriveNow projekt.docx
+++ b/Házi - DriveNow projekt.docx
@@ -1,6 +1,6 @@
 
 <file path=word/document.xml><?xml version="1.0" encoding="utf-8"?>
-<w:document xmlns:wpc="http://schemas.microsoft.com/office/word/2010/wordprocessingCanvas" xmlns:cx="http://schemas.microsoft.com/office/drawing/2014/chartex" xmlns:mc="http://schemas.openxmlformats.org/markup-compatibility/2006" xmlns:o="urn:schemas-microsoft-com:office:office" xmlns:r="http://schemas.openxmlformats.org/officeDocument/2006/relationships" xmlns:m="http://schemas.openxmlformats.org/officeDocument/2006/math" xmlns:v="urn:schemas-microsoft-com:vml" xmlns:wp14="http://schemas.microsoft.com/office/word/2010/wordprocessingDrawing" xmlns:wp="http://schemas.openxmlformats.org/drawingml/2006/wordprocessingDrawing" xmlns:w10="urn:schemas-microsoft-com:office:word" xmlns:w="http://schemas.openxmlformats.org/wordprocessingml/2006/main" xmlns:w14="http://schemas.microsoft.com/office/word/2010/wordml" xmlns:w15="http://schemas.microsoft.com/office/word/2012/wordml" xmlns:w16se="http://schemas.microsoft.com/office/word/2015/wordml/symex" xmlns:wpg="http://schemas.microsoft.com/office/word/2010/wordprocessingGroup" xmlns:wpi="http://schemas.microsoft.com/office/word/2010/wordprocessingInk" xmlns:wne="http://schemas.microsoft.com/office/word/2006/wordml" xmlns:wps="http://schemas.microsoft.com/office/word/2010/wordprocessingShape" mc:Ignorable="w14 w15 w16se wp14">
+<w:document xmlns:wpc="http://schemas.microsoft.com/office/word/2010/wordprocessingCanvas" xmlns:cx="http://schemas.microsoft.com/office/drawing/2014/chartex" xmlns:cx1="http://schemas.microsoft.com/office/drawing/2015/9/8/chartex" xmlns:cx2="http://schemas.microsoft.com/office/drawing/2015/10/21/chartex" xmlns:cx3="http://schemas.microsoft.com/office/drawing/2016/5/9/chartex" xmlns:cx4="http://schemas.microsoft.com/office/drawing/2016/5/10/chartex" xmlns:cx5="http://schemas.microsoft.com/office/drawing/2016/5/11/chartex" xmlns:cx6="http://schemas.microsoft.com/office/drawing/2016/5/12/chartex" xmlns:cx7="http://schemas.microsoft.com/office/drawing/2016/5/13/chartex" xmlns:cx8="http://schemas.microsoft.com/office/drawing/2016/5/14/chartex" xmlns:mc="http://schemas.openxmlformats.org/markup-compatibility/2006" xmlns:aink="http://schemas.microsoft.com/office/drawing/2016/ink" xmlns:am3d="http://schemas.microsoft.com/office/drawing/2017/model3d" xmlns:o="urn:schemas-microsoft-com:office:office" xmlns:r="http://schemas.openxmlformats.org/officeDocument/2006/relationships" xmlns:m="http://schemas.openxmlformats.org/officeDocument/2006/math" xmlns:v="urn:schemas-microsoft-com:vml" xmlns:wp14="http://schemas.microsoft.com/office/word/2010/wordprocessingDrawing" xmlns:wp="http://schemas.openxmlformats.org/drawingml/2006/wordprocessingDrawing" xmlns:w10="urn:schemas-microsoft-com:office:word" xmlns:w="http://schemas.openxmlformats.org/wordprocessingml/2006/main" xmlns:w14="http://schemas.microsoft.com/office/word/2010/wordml" xmlns:w15="http://schemas.microsoft.com/office/word/2012/wordml" xmlns:w16cid="http://schemas.microsoft.com/office/word/2016/wordml/cid" xmlns:w16se="http://schemas.microsoft.com/office/word/2015/wordml/symex" xmlns:wpg="http://schemas.microsoft.com/office/word/2010/wordprocessingGroup" xmlns:wpi="http://schemas.microsoft.com/office/word/2010/wordprocessingInk" xmlns:wne="http://schemas.microsoft.com/office/word/2006/wordml" xmlns:wps="http://schemas.microsoft.com/office/word/2010/wordprocessingShape" mc:Ignorable="w14 w15 w16se w16cid wp14">
   <w:body>
     <w:p>
       <w:pPr>
@@ -111,27 +111,7 @@
           <w:szCs w:val="24"/>
           <w:lang w:eastAsia="hu-HU"/>
         </w:rPr>
-        <w:t>Olyan webes alkalmazás készítése, amelyben a felhasználók megtekinthetik az elérhető autókat (</w:t>
-      </w:r>
-      <w:proofErr w:type="gramStart"/>
-      <w:r>
-        <w:rPr>
-          <w:rFonts w:ascii="Times New Roman" w:eastAsia="Times New Roman" w:hAnsi="Times New Roman" w:cs="Times New Roman"/>
-          <w:sz w:val="24"/>
-          <w:szCs w:val="24"/>
-          <w:lang w:eastAsia="hu-HU"/>
-        </w:rPr>
-        <w:t>kategóriák</w:t>
-      </w:r>
-      <w:proofErr w:type="gramEnd"/>
-      <w:r>
-        <w:rPr>
-          <w:rFonts w:ascii="Times New Roman" w:eastAsia="Times New Roman" w:hAnsi="Times New Roman" w:cs="Times New Roman"/>
-          <w:sz w:val="24"/>
-          <w:szCs w:val="24"/>
-          <w:lang w:eastAsia="hu-HU"/>
-        </w:rPr>
-        <w:t xml:space="preserve"> szerint szűrve), és lefoglalhatnak/kölcsönözhetnek egy járművet egy interaktív felületen keresztül.</w:t>
+        <w:t>Olyan webes alkalmazás készítése, amelyben a felhasználók megtekinthetik az elérhető autókat (kategóriák szerint szűrve), és lefoglalhatnak/kölcsönözhetnek egy járművet egy interaktív felületen keresztül.</w:t>
       </w:r>
     </w:p>
     <w:p>
@@ -508,31 +488,7 @@
           <w:szCs w:val="24"/>
           <w:lang w:eastAsia="hu-HU"/>
         </w:rPr>
-        <w:t xml:space="preserve">Autók </w:t>
-      </w:r>
-      <w:proofErr w:type="spellStart"/>
-      <w:r>
-        <w:rPr>
-          <w:rFonts w:ascii="Times New Roman" w:eastAsia="Times New Roman" w:hAnsi="Times New Roman" w:cs="Times New Roman"/>
-          <w:b/>
-          <w:bCs/>
-          <w:sz w:val="24"/>
-          <w:szCs w:val="24"/>
-          <w:lang w:eastAsia="hu-HU"/>
-        </w:rPr>
-        <w:t>listázása</w:t>
-      </w:r>
-      <w:proofErr w:type="spellEnd"/>
-      <w:r>
-        <w:rPr>
-          <w:rFonts w:ascii="Times New Roman" w:eastAsia="Times New Roman" w:hAnsi="Times New Roman" w:cs="Times New Roman"/>
-          <w:b/>
-          <w:bCs/>
-          <w:sz w:val="24"/>
-          <w:szCs w:val="24"/>
-          <w:lang w:eastAsia="hu-HU"/>
-        </w:rPr>
-        <w:t xml:space="preserve"> (GET </w:t>
+        <w:t xml:space="preserve">Autók listázása (GET </w:t>
       </w:r>
       <w:r>
         <w:rPr>
@@ -632,7 +588,6 @@
           <w:lang w:eastAsia="hu-HU"/>
         </w:rPr>
       </w:pPr>
-      <w:proofErr w:type="gramStart"/>
       <w:r>
         <w:rPr>
           <w:rFonts w:ascii="Times New Roman" w:eastAsia="Times New Roman" w:hAnsi="Times New Roman" w:cs="Times New Roman"/>
@@ -642,19 +597,7 @@
           <w:szCs w:val="24"/>
           <w:lang w:eastAsia="hu-HU"/>
         </w:rPr>
-        <w:t>Extra</w:t>
-      </w:r>
-      <w:proofErr w:type="gramEnd"/>
-      <w:r>
-        <w:rPr>
-          <w:rFonts w:ascii="Times New Roman" w:eastAsia="Times New Roman" w:hAnsi="Times New Roman" w:cs="Times New Roman"/>
-          <w:i/>
-          <w:iCs/>
-          <w:sz w:val="24"/>
-          <w:szCs w:val="24"/>
-          <w:lang w:eastAsia="hu-HU"/>
-        </w:rPr>
-        <w:t xml:space="preserve"> </w:t>
+        <w:t xml:space="preserve">Extra </w:t>
       </w:r>
       <w:r>
         <w:rPr>
@@ -813,53 +756,16 @@
           <w:lang w:eastAsia="hu-HU"/>
         </w:rPr>
       </w:pPr>
-      <w:proofErr w:type="gramStart"/>
-      <w:r>
-        <w:rPr>
-          <w:rFonts w:ascii="Times New Roman" w:eastAsia="Times New Roman" w:hAnsi="Times New Roman" w:cs="Times New Roman"/>
-          <w:b/>
-          <w:bCs/>
-          <w:sz w:val="24"/>
-          <w:szCs w:val="24"/>
-          <w:lang w:eastAsia="hu-HU"/>
-        </w:rPr>
-        <w:t>Kategóriák</w:t>
-      </w:r>
-      <w:proofErr w:type="gramEnd"/>
-      <w:r>
-        <w:rPr>
-          <w:rFonts w:ascii="Times New Roman" w:eastAsia="Times New Roman" w:hAnsi="Times New Roman" w:cs="Times New Roman"/>
-          <w:b/>
-          <w:bCs/>
-          <w:sz w:val="24"/>
-          <w:szCs w:val="24"/>
-          <w:lang w:eastAsia="hu-HU"/>
-        </w:rPr>
-        <w:t xml:space="preserve"> </w:t>
-      </w:r>
-      <w:proofErr w:type="spellStart"/>
-      <w:r>
-        <w:rPr>
-          <w:rFonts w:ascii="Times New Roman" w:eastAsia="Times New Roman" w:hAnsi="Times New Roman" w:cs="Times New Roman"/>
-          <w:b/>
-          <w:bCs/>
-          <w:sz w:val="24"/>
-          <w:szCs w:val="24"/>
-          <w:lang w:eastAsia="hu-HU"/>
-        </w:rPr>
-        <w:t>listázása</w:t>
-      </w:r>
-      <w:proofErr w:type="spellEnd"/>
-      <w:r>
-        <w:rPr>
-          <w:rFonts w:ascii="Times New Roman" w:eastAsia="Times New Roman" w:hAnsi="Times New Roman" w:cs="Times New Roman"/>
-          <w:b/>
-          <w:bCs/>
-          <w:sz w:val="24"/>
-          <w:szCs w:val="24"/>
-          <w:lang w:eastAsia="hu-HU"/>
-        </w:rPr>
-        <w:t xml:space="preserve"> (GET </w:t>
+      <w:r>
+        <w:rPr>
+          <w:rFonts w:ascii="Times New Roman" w:eastAsia="Times New Roman" w:hAnsi="Times New Roman" w:cs="Times New Roman"/>
+          <w:b/>
+          <w:bCs/>
+          <w:sz w:val="24"/>
+          <w:szCs w:val="24"/>
+          <w:lang w:eastAsia="hu-HU"/>
+        </w:rPr>
+        <w:t xml:space="preserve">Kategóriák listázása (GET </w:t>
       </w:r>
       <w:r>
         <w:rPr>
@@ -968,31 +874,7 @@
           <w:szCs w:val="24"/>
           <w:lang w:eastAsia="hu-HU"/>
         </w:rPr>
-        <w:t xml:space="preserve">Ügyfelek </w:t>
-      </w:r>
-      <w:proofErr w:type="spellStart"/>
-      <w:r>
-        <w:rPr>
-          <w:rFonts w:ascii="Times New Roman" w:eastAsia="Times New Roman" w:hAnsi="Times New Roman" w:cs="Times New Roman"/>
-          <w:b/>
-          <w:bCs/>
-          <w:sz w:val="24"/>
-          <w:szCs w:val="24"/>
-          <w:lang w:eastAsia="hu-HU"/>
-        </w:rPr>
-        <w:t>listázása</w:t>
-      </w:r>
-      <w:proofErr w:type="spellEnd"/>
-      <w:r>
-        <w:rPr>
-          <w:rFonts w:ascii="Times New Roman" w:eastAsia="Times New Roman" w:hAnsi="Times New Roman" w:cs="Times New Roman"/>
-          <w:b/>
-          <w:bCs/>
-          <w:sz w:val="24"/>
-          <w:szCs w:val="24"/>
-          <w:lang w:eastAsia="hu-HU"/>
-        </w:rPr>
-        <w:t xml:space="preserve"> (GET </w:t>
+        <w:t xml:space="preserve">Ügyfelek listázása (GET </w:t>
       </w:r>
       <w:r>
         <w:rPr>
@@ -1352,31 +1234,7 @@
           <w:szCs w:val="24"/>
           <w:lang w:eastAsia="hu-HU"/>
         </w:rPr>
-        <w:t xml:space="preserve">Fontos </w:t>
-      </w:r>
-      <w:proofErr w:type="gramStart"/>
-      <w:r>
-        <w:rPr>
-          <w:rFonts w:ascii="Times New Roman" w:eastAsia="Times New Roman" w:hAnsi="Times New Roman" w:cs="Times New Roman"/>
-          <w:i/>
-          <w:iCs/>
-          <w:sz w:val="24"/>
-          <w:szCs w:val="24"/>
-          <w:lang w:eastAsia="hu-HU"/>
-        </w:rPr>
-        <w:t>tranzakció</w:t>
-      </w:r>
-      <w:proofErr w:type="gramEnd"/>
-      <w:r>
-        <w:rPr>
-          <w:rFonts w:ascii="Times New Roman" w:eastAsia="Times New Roman" w:hAnsi="Times New Roman" w:cs="Times New Roman"/>
-          <w:i/>
-          <w:iCs/>
-          <w:sz w:val="24"/>
-          <w:szCs w:val="24"/>
-          <w:lang w:eastAsia="hu-HU"/>
-        </w:rPr>
-        <w:t>/logika:</w:t>
+        <w:t>Fontos tranzakció/logika:</w:t>
       </w:r>
       <w:r>
         <w:rPr>
@@ -1437,8 +1295,6 @@
     </w:p>
     <w:p>
       <w:pPr>
-        <w:spacing w:before="100" w:beforeAutospacing="1" w:after="100" w:afterAutospacing="1" w:line="240" w:lineRule="auto"/>
-        <w:outlineLvl w:val="1"/>
         <w:rPr>
           <w:rFonts w:ascii="Times New Roman" w:eastAsia="Times New Roman" w:hAnsi="Times New Roman" w:cs="Times New Roman"/>
           <w:b/>
@@ -1457,10 +1313,13 @@
           <w:szCs w:val="36"/>
           <w:lang w:eastAsia="hu-HU"/>
         </w:rPr>
-        <w:t>II. Rész: Frontend (</w:t>
-      </w:r>
-      <w:proofErr w:type="spellStart"/>
-      <w:r>
+        <w:br w:type="page"/>
+      </w:r>
+    </w:p>
+    <w:p>
+      <w:pPr>
+        <w:spacing w:before="100" w:beforeAutospacing="1" w:after="100" w:afterAutospacing="1" w:line="240" w:lineRule="auto"/>
+        <w:outlineLvl w:val="1"/>
         <w:rPr>
           <w:rFonts w:ascii="Times New Roman" w:eastAsia="Times New Roman" w:hAnsi="Times New Roman" w:cs="Times New Roman"/>
           <w:b/>
@@ -1469,9 +1328,7 @@
           <w:szCs w:val="36"/>
           <w:lang w:eastAsia="hu-HU"/>
         </w:rPr>
-        <w:t>React</w:t>
-      </w:r>
-      <w:proofErr w:type="spellEnd"/>
+      </w:pPr>
       <w:r>
         <w:rPr>
           <w:rFonts w:ascii="Times New Roman" w:eastAsia="Times New Roman" w:hAnsi="Times New Roman" w:cs="Times New Roman"/>
@@ -1481,7 +1338,8 @@
           <w:szCs w:val="36"/>
           <w:lang w:eastAsia="hu-HU"/>
         </w:rPr>
-        <w:t xml:space="preserve"> + </w:t>
+        <w:lastRenderedPageBreak/>
+        <w:t>II. Rész: Frontend (</w:t>
       </w:r>
       <w:proofErr w:type="spellStart"/>
       <w:r>
@@ -1493,7 +1351,7 @@
           <w:szCs w:val="36"/>
           <w:lang w:eastAsia="hu-HU"/>
         </w:rPr>
-        <w:t>Vite</w:t>
+        <w:t>React</w:t>
       </w:r>
       <w:proofErr w:type="spellEnd"/>
       <w:r>
@@ -1517,7 +1375,7 @@
           <w:szCs w:val="36"/>
           <w:lang w:eastAsia="hu-HU"/>
         </w:rPr>
-        <w:t>Axios</w:t>
+        <w:t>Vite</w:t>
       </w:r>
       <w:proofErr w:type="spellEnd"/>
       <w:r>
@@ -1529,6 +1387,30 @@
           <w:szCs w:val="36"/>
           <w:lang w:eastAsia="hu-HU"/>
         </w:rPr>
+        <w:t xml:space="preserve"> + </w:t>
+      </w:r>
+      <w:proofErr w:type="spellStart"/>
+      <w:r>
+        <w:rPr>
+          <w:rFonts w:ascii="Times New Roman" w:eastAsia="Times New Roman" w:hAnsi="Times New Roman" w:cs="Times New Roman"/>
+          <w:b/>
+          <w:bCs/>
+          <w:sz w:val="36"/>
+          <w:szCs w:val="36"/>
+          <w:lang w:eastAsia="hu-HU"/>
+        </w:rPr>
+        <w:t>Axios</w:t>
+      </w:r>
+      <w:proofErr w:type="spellEnd"/>
+      <w:r>
+        <w:rPr>
+          <w:rFonts w:ascii="Times New Roman" w:eastAsia="Times New Roman" w:hAnsi="Times New Roman" w:cs="Times New Roman"/>
+          <w:b/>
+          <w:bCs/>
+          <w:sz w:val="36"/>
+          <w:szCs w:val="36"/>
+          <w:lang w:eastAsia="hu-HU"/>
+        </w:rPr>
         <w:t>)</w:t>
       </w:r>
     </w:p>
@@ -1549,27 +1431,7 @@
           <w:szCs w:val="24"/>
           <w:lang w:eastAsia="hu-HU"/>
         </w:rPr>
-        <w:t xml:space="preserve">A </w:t>
-      </w:r>
-      <w:proofErr w:type="gramStart"/>
-      <w:r>
-        <w:rPr>
-          <w:rFonts w:ascii="Times New Roman" w:eastAsia="Times New Roman" w:hAnsi="Times New Roman" w:cs="Times New Roman"/>
-          <w:sz w:val="24"/>
-          <w:szCs w:val="24"/>
-          <w:lang w:eastAsia="hu-HU"/>
-        </w:rPr>
-        <w:t>kliens</w:t>
-      </w:r>
-      <w:proofErr w:type="gramEnd"/>
-      <w:r>
-        <w:rPr>
-          <w:rFonts w:ascii="Times New Roman" w:eastAsia="Times New Roman" w:hAnsi="Times New Roman" w:cs="Times New Roman"/>
-          <w:sz w:val="24"/>
-          <w:szCs w:val="24"/>
-          <w:lang w:eastAsia="hu-HU"/>
-        </w:rPr>
-        <w:t xml:space="preserve"> oldalon egy modern, átlátható felhasználói felületet kell építeni, amely </w:t>
+        <w:t xml:space="preserve">A kliens oldalon egy modern, átlátható felhasználói felületet kell építeni, amely </w:t>
       </w:r>
       <w:proofErr w:type="spellStart"/>
       <w:r>
@@ -1640,7 +1502,6 @@
           <w:szCs w:val="24"/>
           <w:lang w:eastAsia="hu-HU"/>
         </w:rPr>
-        <w:lastRenderedPageBreak/>
         <w:t>Főoldal / Autókatalógus (</w:t>
       </w:r>
       <w:proofErr w:type="spellStart"/>
@@ -1689,27 +1550,7 @@
           <w:szCs w:val="24"/>
           <w:lang w:eastAsia="hu-HU"/>
         </w:rPr>
-        <w:t xml:space="preserve">A </w:t>
-      </w:r>
-      <w:proofErr w:type="gramStart"/>
-      <w:r>
-        <w:rPr>
-          <w:rFonts w:ascii="Times New Roman" w:eastAsia="Times New Roman" w:hAnsi="Times New Roman" w:cs="Times New Roman"/>
-          <w:sz w:val="24"/>
-          <w:szCs w:val="24"/>
-          <w:lang w:eastAsia="hu-HU"/>
-        </w:rPr>
-        <w:t>komponens</w:t>
-      </w:r>
-      <w:proofErr w:type="gramEnd"/>
-      <w:r>
-        <w:rPr>
-          <w:rFonts w:ascii="Times New Roman" w:eastAsia="Times New Roman" w:hAnsi="Times New Roman" w:cs="Times New Roman"/>
-          <w:sz w:val="24"/>
-          <w:szCs w:val="24"/>
-          <w:lang w:eastAsia="hu-HU"/>
-        </w:rPr>
-        <w:t xml:space="preserve"> betöltésekor (</w:t>
+        <w:t>A komponens betöltésekor (</w:t>
       </w:r>
       <w:proofErr w:type="spellStart"/>
       <w:r>
@@ -1842,27 +1683,7 @@
           <w:szCs w:val="24"/>
           <w:lang w:eastAsia="hu-HU"/>
         </w:rPr>
-        <w:t xml:space="preserve">) vagy egy táblázatban jeleníti meg (márka, modell, rendszám, </w:t>
-      </w:r>
-      <w:proofErr w:type="gramStart"/>
-      <w:r>
-        <w:rPr>
-          <w:rFonts w:ascii="Times New Roman" w:eastAsia="Times New Roman" w:hAnsi="Times New Roman" w:cs="Times New Roman"/>
-          <w:sz w:val="24"/>
-          <w:szCs w:val="24"/>
-          <w:lang w:eastAsia="hu-HU"/>
-        </w:rPr>
-        <w:t>kategória</w:t>
-      </w:r>
-      <w:proofErr w:type="gramEnd"/>
-      <w:r>
-        <w:rPr>
-          <w:rFonts w:ascii="Times New Roman" w:eastAsia="Times New Roman" w:hAnsi="Times New Roman" w:cs="Times New Roman"/>
-          <w:sz w:val="24"/>
-          <w:szCs w:val="24"/>
-          <w:lang w:eastAsia="hu-HU"/>
-        </w:rPr>
-        <w:t>, napidíj, aktuális státusz).</w:t>
+        <w:t>) vagy egy táblázatban jeleníti meg (márka, modell, rendszám, kategória, napidíj, aktuális státusz).</w:t>
       </w:r>
     </w:p>
     <w:p>
@@ -2076,27 +1897,7 @@
           <w:szCs w:val="24"/>
           <w:lang w:eastAsia="hu-HU"/>
         </w:rPr>
-        <w:t xml:space="preserve">A bérlés kezdeti és tervezett visszahozatali </w:t>
-      </w:r>
-      <w:proofErr w:type="gramStart"/>
-      <w:r>
-        <w:rPr>
-          <w:rFonts w:ascii="Times New Roman" w:eastAsia="Times New Roman" w:hAnsi="Times New Roman" w:cs="Times New Roman"/>
-          <w:sz w:val="24"/>
-          <w:szCs w:val="24"/>
-          <w:lang w:eastAsia="hu-HU"/>
-        </w:rPr>
-        <w:t>dátumát</w:t>
-      </w:r>
-      <w:proofErr w:type="gramEnd"/>
-      <w:r>
-        <w:rPr>
-          <w:rFonts w:ascii="Times New Roman" w:eastAsia="Times New Roman" w:hAnsi="Times New Roman" w:cs="Times New Roman"/>
-          <w:sz w:val="24"/>
-          <w:szCs w:val="24"/>
-          <w:lang w:eastAsia="hu-HU"/>
-        </w:rPr>
-        <w:t xml:space="preserve"> (</w:t>
+        <w:t>A bérlés kezdeti és tervezett visszahozatali dátumát (</w:t>
       </w:r>
       <w:r>
         <w:rPr>
@@ -2309,27 +2110,7 @@
           <w:szCs w:val="24"/>
           <w:lang w:eastAsia="hu-HU"/>
         </w:rPr>
-        <w:t xml:space="preserve">Sikeres mentés után a felület jelezje a sikerességet (pl. egy zöld üzenettel), és frissítse az autók listáját (hogy az autó </w:t>
-      </w:r>
-      <w:proofErr w:type="gramStart"/>
-      <w:r>
-        <w:rPr>
-          <w:rFonts w:ascii="Times New Roman" w:eastAsia="Times New Roman" w:hAnsi="Times New Roman" w:cs="Times New Roman"/>
-          <w:sz w:val="24"/>
-          <w:szCs w:val="24"/>
-          <w:lang w:eastAsia="hu-HU"/>
-        </w:rPr>
-        <w:t>státusza</w:t>
-      </w:r>
-      <w:proofErr w:type="gramEnd"/>
-      <w:r>
-        <w:rPr>
-          <w:rFonts w:ascii="Times New Roman" w:eastAsia="Times New Roman" w:hAnsi="Times New Roman" w:cs="Times New Roman"/>
-          <w:sz w:val="24"/>
-          <w:szCs w:val="24"/>
-          <w:lang w:eastAsia="hu-HU"/>
-        </w:rPr>
-        <w:t xml:space="preserve"> azonnal frissüljön).</w:t>
+        <w:t>Sikeres mentés után a felület jelezje a sikerességet (pl. egy zöld üzenettel), és frissítse az autók listáját (hogy az autó státusza azonnal frissüljön).</w:t>
       </w:r>
     </w:p>
     <w:p>
@@ -2341,41 +2122,32 @@
         <w:spacing w:before="100" w:beforeAutospacing="1" w:after="100" w:afterAutospacing="1" w:line="240" w:lineRule="auto"/>
         <w:rPr>
           <w:rFonts w:ascii="Times New Roman" w:eastAsia="Times New Roman" w:hAnsi="Times New Roman" w:cs="Times New Roman"/>
-          <w:sz w:val="24"/>
-          <w:szCs w:val="24"/>
-          <w:lang w:eastAsia="hu-HU"/>
-        </w:rPr>
-      </w:pPr>
-      <w:proofErr w:type="gramStart"/>
-      <w:r>
-        <w:rPr>
-          <w:rFonts w:ascii="Times New Roman" w:eastAsia="Times New Roman" w:hAnsi="Times New Roman" w:cs="Times New Roman"/>
-          <w:b/>
-          <w:bCs/>
-          <w:sz w:val="24"/>
-          <w:szCs w:val="24"/>
-          <w:lang w:eastAsia="hu-HU"/>
-        </w:rPr>
-        <w:t>Navigáció</w:t>
-      </w:r>
-      <w:proofErr w:type="gramEnd"/>
-      <w:r>
-        <w:rPr>
-          <w:rFonts w:ascii="Times New Roman" w:eastAsia="Times New Roman" w:hAnsi="Times New Roman" w:cs="Times New Roman"/>
-          <w:b/>
-          <w:bCs/>
-          <w:sz w:val="24"/>
-          <w:szCs w:val="24"/>
-          <w:lang w:eastAsia="hu-HU"/>
-        </w:rPr>
-        <w:t xml:space="preserve"> / </w:t>
-      </w:r>
-      <w:proofErr w:type="spellStart"/>
-      <w:r>
-        <w:rPr>
-          <w:rFonts w:ascii="Times New Roman" w:eastAsia="Times New Roman" w:hAnsi="Times New Roman" w:cs="Times New Roman"/>
-          <w:b/>
-          <w:bCs/>
+          <w:color w:val="FF0000"/>
+          <w:sz w:val="24"/>
+          <w:szCs w:val="24"/>
+          <w:lang w:eastAsia="hu-HU"/>
+        </w:rPr>
+      </w:pPr>
+      <w:bookmarkStart w:id="0" w:name="_GoBack"/>
+      <w:r>
+        <w:rPr>
+          <w:rFonts w:ascii="Times New Roman" w:eastAsia="Times New Roman" w:hAnsi="Times New Roman" w:cs="Times New Roman"/>
+          <w:b/>
+          <w:bCs/>
+          <w:color w:val="FF0000"/>
+          <w:sz w:val="24"/>
+          <w:szCs w:val="24"/>
+          <w:lang w:eastAsia="hu-HU"/>
+        </w:rPr>
+        <w:t xml:space="preserve">Navigáció / </w:t>
+      </w:r>
+      <w:proofErr w:type="spellStart"/>
+      <w:r>
+        <w:rPr>
+          <w:rFonts w:ascii="Times New Roman" w:eastAsia="Times New Roman" w:hAnsi="Times New Roman" w:cs="Times New Roman"/>
+          <w:b/>
+          <w:bCs/>
+          <w:color w:val="FF0000"/>
           <w:sz w:val="24"/>
           <w:szCs w:val="24"/>
           <w:lang w:eastAsia="hu-HU"/>
@@ -2388,6 +2160,7 @@
           <w:rFonts w:ascii="Times New Roman" w:eastAsia="Times New Roman" w:hAnsi="Times New Roman" w:cs="Times New Roman"/>
           <w:b/>
           <w:bCs/>
+          <w:color w:val="FF0000"/>
           <w:sz w:val="24"/>
           <w:szCs w:val="24"/>
           <w:lang w:eastAsia="hu-HU"/>
@@ -2404,456 +2177,25 @@
         <w:spacing w:before="100" w:beforeAutospacing="1" w:after="100" w:afterAutospacing="1" w:line="240" w:lineRule="auto"/>
         <w:rPr>
           <w:rFonts w:ascii="Times New Roman" w:eastAsia="Times New Roman" w:hAnsi="Times New Roman" w:cs="Times New Roman"/>
-          <w:sz w:val="24"/>
-          <w:szCs w:val="24"/>
-          <w:lang w:eastAsia="hu-HU"/>
-        </w:rPr>
-      </w:pPr>
-      <w:r>
-        <w:rPr>
-          <w:rFonts w:ascii="Times New Roman" w:eastAsia="Times New Roman" w:hAnsi="Times New Roman" w:cs="Times New Roman"/>
-          <w:sz w:val="24"/>
-          <w:szCs w:val="24"/>
-          <w:lang w:eastAsia="hu-HU"/>
-        </w:rPr>
-        <w:t xml:space="preserve">Legyen egy egyszerű </w:t>
-      </w:r>
-      <w:proofErr w:type="gramStart"/>
-      <w:r>
-        <w:rPr>
-          <w:rFonts w:ascii="Times New Roman" w:eastAsia="Times New Roman" w:hAnsi="Times New Roman" w:cs="Times New Roman"/>
-          <w:sz w:val="24"/>
-          <w:szCs w:val="24"/>
-          <w:lang w:eastAsia="hu-HU"/>
-        </w:rPr>
-        <w:t>navigációs</w:t>
-      </w:r>
-      <w:proofErr w:type="gramEnd"/>
-      <w:r>
-        <w:rPr>
-          <w:rFonts w:ascii="Times New Roman" w:eastAsia="Times New Roman" w:hAnsi="Times New Roman" w:cs="Times New Roman"/>
-          <w:sz w:val="24"/>
-          <w:szCs w:val="24"/>
-          <w:lang w:eastAsia="hu-HU"/>
-        </w:rPr>
-        <w:t xml:space="preserve"> sáv (pl. "Autók listája" és "Új foglalás" nézetek/fülek között váltáshoz, vagy egy oldalas, egységes elrendezés).</w:t>
-      </w:r>
-    </w:p>
-    <w:p>
-      <w:pPr>
-        <w:spacing w:before="100" w:beforeAutospacing="1" w:after="100" w:afterAutospacing="1" w:line="240" w:lineRule="auto"/>
-        <w:outlineLvl w:val="1"/>
-        <w:rPr>
-          <w:rFonts w:ascii="Times New Roman" w:eastAsia="Times New Roman" w:hAnsi="Times New Roman" w:cs="Times New Roman"/>
-          <w:b/>
-          <w:bCs/>
-          <w:sz w:val="36"/>
-          <w:szCs w:val="36"/>
-          <w:lang w:eastAsia="hu-HU"/>
-        </w:rPr>
-      </w:pPr>
-      <w:r>
-        <w:rPr>
-          <w:rFonts w:ascii="Times New Roman" w:eastAsia="Times New Roman" w:hAnsi="Times New Roman" w:cs="Times New Roman"/>
-          <w:b/>
-          <w:bCs/>
-          <w:sz w:val="36"/>
-          <w:szCs w:val="36"/>
-          <w:lang w:eastAsia="hu-HU"/>
-        </w:rPr>
-        <w:t>III. Értékelési szempontok (Hogyan tudod tesztelni, hogy kész vagy?)</w:t>
-      </w:r>
-    </w:p>
-    <w:p>
-      <w:pPr>
-        <w:numPr>
-          <w:ilvl w:val="0"/>
-          <w:numId w:val="4"/>
-        </w:numPr>
-        <w:spacing w:before="100" w:beforeAutospacing="1" w:after="100" w:afterAutospacing="1" w:line="240" w:lineRule="auto"/>
-        <w:rPr>
-          <w:rFonts w:ascii="Times New Roman" w:eastAsia="Times New Roman" w:hAnsi="Times New Roman" w:cs="Times New Roman"/>
-          <w:sz w:val="24"/>
-          <w:szCs w:val="24"/>
-          <w:lang w:eastAsia="hu-HU"/>
-        </w:rPr>
-      </w:pPr>
-      <w:r>
-        <w:rPr>
-          <w:rFonts w:ascii="Times New Roman" w:eastAsia="Times New Roman" w:hAnsi="Times New Roman" w:cs="Times New Roman"/>
-          <w:b/>
-          <w:bCs/>
-          <w:sz w:val="24"/>
-          <w:szCs w:val="24"/>
-          <w:lang w:eastAsia="hu-HU"/>
-        </w:rPr>
-        <w:t xml:space="preserve">Adatbázis </w:t>
-      </w:r>
-      <w:proofErr w:type="gramStart"/>
-      <w:r>
-        <w:rPr>
-          <w:rFonts w:ascii="Times New Roman" w:eastAsia="Times New Roman" w:hAnsi="Times New Roman" w:cs="Times New Roman"/>
-          <w:b/>
-          <w:bCs/>
-          <w:sz w:val="24"/>
-          <w:szCs w:val="24"/>
-          <w:lang w:eastAsia="hu-HU"/>
-        </w:rPr>
-        <w:t>integritás</w:t>
-      </w:r>
-      <w:proofErr w:type="gramEnd"/>
-      <w:r>
-        <w:rPr>
-          <w:rFonts w:ascii="Times New Roman" w:eastAsia="Times New Roman" w:hAnsi="Times New Roman" w:cs="Times New Roman"/>
-          <w:b/>
-          <w:bCs/>
-          <w:sz w:val="24"/>
-          <w:szCs w:val="24"/>
-          <w:lang w:eastAsia="hu-HU"/>
-        </w:rPr>
-        <w:t>:</w:t>
-      </w:r>
-      <w:r>
-        <w:rPr>
-          <w:rFonts w:ascii="Times New Roman" w:eastAsia="Times New Roman" w:hAnsi="Times New Roman" w:cs="Times New Roman"/>
-          <w:sz w:val="24"/>
-          <w:szCs w:val="24"/>
-          <w:lang w:eastAsia="hu-HU"/>
-        </w:rPr>
-        <w:t xml:space="preserve"> A backend helyesen kezeli az idegen kulcsokat, és a </w:t>
-      </w:r>
-      <w:proofErr w:type="spellStart"/>
-      <w:r>
-        <w:rPr>
-          <w:rFonts w:ascii="Times New Roman" w:eastAsia="Times New Roman" w:hAnsi="Times New Roman" w:cs="Times New Roman"/>
-          <w:sz w:val="24"/>
-          <w:szCs w:val="24"/>
-          <w:lang w:eastAsia="hu-HU"/>
-        </w:rPr>
-        <w:t>MySQL</w:t>
-      </w:r>
-      <w:proofErr w:type="spellEnd"/>
-      <w:r>
-        <w:rPr>
-          <w:rFonts w:ascii="Times New Roman" w:eastAsia="Times New Roman" w:hAnsi="Times New Roman" w:cs="Times New Roman"/>
-          <w:sz w:val="24"/>
-          <w:szCs w:val="24"/>
-          <w:lang w:eastAsia="hu-HU"/>
-        </w:rPr>
-        <w:t xml:space="preserve"> kapcsolat stabil.</w:t>
-      </w:r>
-    </w:p>
-    <w:p>
-      <w:pPr>
-        <w:numPr>
-          <w:ilvl w:val="0"/>
-          <w:numId w:val="4"/>
-        </w:numPr>
-        <w:spacing w:before="100" w:beforeAutospacing="1" w:after="100" w:afterAutospacing="1" w:line="240" w:lineRule="auto"/>
-        <w:rPr>
-          <w:rFonts w:ascii="Times New Roman" w:eastAsia="Times New Roman" w:hAnsi="Times New Roman" w:cs="Times New Roman"/>
-          <w:sz w:val="24"/>
-          <w:szCs w:val="24"/>
-          <w:lang w:eastAsia="hu-HU"/>
-        </w:rPr>
-      </w:pPr>
-      <w:r>
-        <w:rPr>
-          <w:rFonts w:ascii="Times New Roman" w:eastAsia="Times New Roman" w:hAnsi="Times New Roman" w:cs="Times New Roman"/>
-          <w:b/>
-          <w:bCs/>
-          <w:sz w:val="24"/>
-          <w:szCs w:val="24"/>
-          <w:lang w:eastAsia="hu-HU"/>
-        </w:rPr>
-        <w:t>CORS beállítások:</w:t>
-      </w:r>
-      <w:r>
-        <w:rPr>
-          <w:rFonts w:ascii="Times New Roman" w:eastAsia="Times New Roman" w:hAnsi="Times New Roman" w:cs="Times New Roman"/>
-          <w:sz w:val="24"/>
-          <w:szCs w:val="24"/>
-          <w:lang w:eastAsia="hu-HU"/>
-        </w:rPr>
-        <w:t xml:space="preserve"> Az Express szerveren engedélyezve van a </w:t>
-      </w:r>
-      <w:proofErr w:type="spellStart"/>
-      <w:r>
-        <w:rPr>
-          <w:rFonts w:ascii="Courier New" w:eastAsia="Times New Roman" w:hAnsi="Courier New" w:cs="Courier New"/>
-          <w:sz w:val="20"/>
-          <w:szCs w:val="20"/>
-          <w:lang w:eastAsia="hu-HU"/>
-        </w:rPr>
-        <w:t>cors</w:t>
-      </w:r>
-      <w:proofErr w:type="spellEnd"/>
-      <w:r>
-        <w:rPr>
-          <w:rFonts w:ascii="Times New Roman" w:eastAsia="Times New Roman" w:hAnsi="Times New Roman" w:cs="Times New Roman"/>
-          <w:sz w:val="24"/>
-          <w:szCs w:val="24"/>
-          <w:lang w:eastAsia="hu-HU"/>
-        </w:rPr>
-        <w:t xml:space="preserve"> </w:t>
-      </w:r>
-      <w:proofErr w:type="spellStart"/>
-      <w:r>
-        <w:rPr>
-          <w:rFonts w:ascii="Times New Roman" w:eastAsia="Times New Roman" w:hAnsi="Times New Roman" w:cs="Times New Roman"/>
-          <w:sz w:val="24"/>
-          <w:szCs w:val="24"/>
-          <w:lang w:eastAsia="hu-HU"/>
-        </w:rPr>
-        <w:t>middleware</w:t>
-      </w:r>
-      <w:proofErr w:type="spellEnd"/>
-      <w:r>
-        <w:rPr>
-          <w:rFonts w:ascii="Times New Roman" w:eastAsia="Times New Roman" w:hAnsi="Times New Roman" w:cs="Times New Roman"/>
-          <w:sz w:val="24"/>
-          <w:szCs w:val="24"/>
-          <w:lang w:eastAsia="hu-HU"/>
-        </w:rPr>
-        <w:t xml:space="preserve">, így a </w:t>
-      </w:r>
-      <w:proofErr w:type="spellStart"/>
-      <w:r>
-        <w:rPr>
-          <w:rFonts w:ascii="Times New Roman" w:eastAsia="Times New Roman" w:hAnsi="Times New Roman" w:cs="Times New Roman"/>
-          <w:sz w:val="24"/>
-          <w:szCs w:val="24"/>
-          <w:lang w:eastAsia="hu-HU"/>
-        </w:rPr>
-        <w:t>React</w:t>
-      </w:r>
-      <w:proofErr w:type="spellEnd"/>
-      <w:r>
-        <w:rPr>
-          <w:rFonts w:ascii="Times New Roman" w:eastAsia="Times New Roman" w:hAnsi="Times New Roman" w:cs="Times New Roman"/>
-          <w:sz w:val="24"/>
-          <w:szCs w:val="24"/>
-          <w:lang w:eastAsia="hu-HU"/>
-        </w:rPr>
-        <w:t xml:space="preserve"> (pl. </w:t>
-      </w:r>
-      <w:r>
-        <w:rPr>
-          <w:rFonts w:ascii="Courier New" w:eastAsia="Times New Roman" w:hAnsi="Courier New" w:cs="Courier New"/>
-          <w:sz w:val="20"/>
-          <w:szCs w:val="20"/>
-          <w:lang w:eastAsia="hu-HU"/>
-        </w:rPr>
-        <w:t>http://localhost:5173</w:t>
-      </w:r>
-      <w:r>
-        <w:rPr>
-          <w:rFonts w:ascii="Times New Roman" w:eastAsia="Times New Roman" w:hAnsi="Times New Roman" w:cs="Times New Roman"/>
-          <w:sz w:val="24"/>
-          <w:szCs w:val="24"/>
-          <w:lang w:eastAsia="hu-HU"/>
-        </w:rPr>
-        <w:t xml:space="preserve">) zökkenőmentesen tud kommunikálni a </w:t>
-      </w:r>
-      <w:proofErr w:type="spellStart"/>
-      <w:r>
-        <w:rPr>
-          <w:rFonts w:ascii="Times New Roman" w:eastAsia="Times New Roman" w:hAnsi="Times New Roman" w:cs="Times New Roman"/>
-          <w:sz w:val="24"/>
-          <w:szCs w:val="24"/>
-          <w:lang w:eastAsia="hu-HU"/>
-        </w:rPr>
-        <w:t>Node</w:t>
-      </w:r>
-      <w:proofErr w:type="spellEnd"/>
-      <w:r>
-        <w:rPr>
-          <w:rFonts w:ascii="Times New Roman" w:eastAsia="Times New Roman" w:hAnsi="Times New Roman" w:cs="Times New Roman"/>
-          <w:sz w:val="24"/>
-          <w:szCs w:val="24"/>
-          <w:lang w:eastAsia="hu-HU"/>
-        </w:rPr>
-        <w:t xml:space="preserve"> szerverrel (pl. </w:t>
-      </w:r>
-      <w:r>
-        <w:rPr>
-          <w:rFonts w:ascii="Courier New" w:eastAsia="Times New Roman" w:hAnsi="Courier New" w:cs="Courier New"/>
-          <w:sz w:val="20"/>
-          <w:szCs w:val="20"/>
-          <w:lang w:eastAsia="hu-HU"/>
-        </w:rPr>
-        <w:t>http://localhost:3000</w:t>
-      </w:r>
-      <w:r>
-        <w:rPr>
-          <w:rFonts w:ascii="Times New Roman" w:eastAsia="Times New Roman" w:hAnsi="Times New Roman" w:cs="Times New Roman"/>
-          <w:sz w:val="24"/>
-          <w:szCs w:val="24"/>
-          <w:lang w:eastAsia="hu-HU"/>
-        </w:rPr>
-        <w:t>).</w:t>
-      </w:r>
-    </w:p>
-    <w:p>
-      <w:pPr>
-        <w:numPr>
-          <w:ilvl w:val="0"/>
-          <w:numId w:val="4"/>
-        </w:numPr>
-        <w:spacing w:before="100" w:beforeAutospacing="1" w:after="100" w:afterAutospacing="1" w:line="240" w:lineRule="auto"/>
-        <w:rPr>
-          <w:rFonts w:ascii="Times New Roman" w:eastAsia="Times New Roman" w:hAnsi="Times New Roman" w:cs="Times New Roman"/>
-          <w:sz w:val="24"/>
-          <w:szCs w:val="24"/>
-          <w:lang w:eastAsia="hu-HU"/>
-        </w:rPr>
-      </w:pPr>
-      <w:r>
-        <w:rPr>
-          <w:rFonts w:ascii="Times New Roman" w:eastAsia="Times New Roman" w:hAnsi="Times New Roman" w:cs="Times New Roman"/>
-          <w:b/>
-          <w:bCs/>
-          <w:sz w:val="24"/>
-          <w:szCs w:val="24"/>
-          <w:lang w:eastAsia="hu-HU"/>
-        </w:rPr>
-        <w:t>Hibakezelés:</w:t>
-      </w:r>
-      <w:r>
-        <w:rPr>
-          <w:rFonts w:ascii="Times New Roman" w:eastAsia="Times New Roman" w:hAnsi="Times New Roman" w:cs="Times New Roman"/>
-          <w:sz w:val="24"/>
-          <w:szCs w:val="24"/>
-          <w:lang w:eastAsia="hu-HU"/>
-        </w:rPr>
-        <w:t xml:space="preserve"> Ha a szerver hibaüzenetet ad (pl. hibás adat), a frontend azt kulturáltan jelzi a felhasználónak (pl. </w:t>
-      </w:r>
-      <w:proofErr w:type="spellStart"/>
-      <w:r>
-        <w:rPr>
-          <w:rFonts w:ascii="Times New Roman" w:eastAsia="Times New Roman" w:hAnsi="Times New Roman" w:cs="Times New Roman"/>
-          <w:sz w:val="24"/>
-          <w:szCs w:val="24"/>
-          <w:lang w:eastAsia="hu-HU"/>
-        </w:rPr>
-        <w:t>alert</w:t>
-      </w:r>
-      <w:proofErr w:type="spellEnd"/>
-      <w:r>
-        <w:rPr>
-          <w:rFonts w:ascii="Times New Roman" w:eastAsia="Times New Roman" w:hAnsi="Times New Roman" w:cs="Times New Roman"/>
-          <w:sz w:val="24"/>
-          <w:szCs w:val="24"/>
-          <w:lang w:eastAsia="hu-HU"/>
-        </w:rPr>
-        <w:t xml:space="preserve"> vagy hibaüzenet doboz).</w:t>
-      </w:r>
-    </w:p>
-    <w:p>
-      <w:pPr>
-        <w:numPr>
-          <w:ilvl w:val="0"/>
-          <w:numId w:val="4"/>
-        </w:numPr>
-        <w:spacing w:before="100" w:beforeAutospacing="1" w:after="100" w:afterAutospacing="1" w:line="240" w:lineRule="auto"/>
-        <w:rPr>
-          <w:rFonts w:ascii="Times New Roman" w:eastAsia="Times New Roman" w:hAnsi="Times New Roman" w:cs="Times New Roman"/>
-          <w:sz w:val="24"/>
-          <w:szCs w:val="24"/>
-          <w:lang w:eastAsia="hu-HU"/>
-        </w:rPr>
-      </w:pPr>
-      <w:proofErr w:type="spellStart"/>
-      <w:r>
-        <w:rPr>
-          <w:rFonts w:ascii="Times New Roman" w:eastAsia="Times New Roman" w:hAnsi="Times New Roman" w:cs="Times New Roman"/>
-          <w:b/>
-          <w:bCs/>
-          <w:sz w:val="24"/>
-          <w:szCs w:val="24"/>
-          <w:lang w:eastAsia="hu-HU"/>
-        </w:rPr>
-        <w:t>Reszponzivitás</w:t>
-      </w:r>
-      <w:proofErr w:type="spellEnd"/>
-      <w:r>
-        <w:rPr>
-          <w:rFonts w:ascii="Times New Roman" w:eastAsia="Times New Roman" w:hAnsi="Times New Roman" w:cs="Times New Roman"/>
-          <w:b/>
-          <w:bCs/>
-          <w:sz w:val="24"/>
-          <w:szCs w:val="24"/>
-          <w:lang w:eastAsia="hu-HU"/>
-        </w:rPr>
-        <w:t xml:space="preserve"> / Design:</w:t>
-      </w:r>
-      <w:r>
-        <w:rPr>
-          <w:rFonts w:ascii="Times New Roman" w:eastAsia="Times New Roman" w:hAnsi="Times New Roman" w:cs="Times New Roman"/>
-          <w:sz w:val="24"/>
-          <w:szCs w:val="24"/>
-          <w:lang w:eastAsia="hu-HU"/>
-        </w:rPr>
-        <w:t xml:space="preserve"> Használhatsz tetszőleges CSS keretrendszert (pl. </w:t>
-      </w:r>
-      <w:proofErr w:type="spellStart"/>
-      <w:r>
-        <w:rPr>
-          <w:rFonts w:ascii="Times New Roman" w:eastAsia="Times New Roman" w:hAnsi="Times New Roman" w:cs="Times New Roman"/>
-          <w:b/>
-          <w:bCs/>
-          <w:sz w:val="24"/>
-          <w:szCs w:val="24"/>
-          <w:lang w:eastAsia="hu-HU"/>
-        </w:rPr>
-        <w:t>Tailwind</w:t>
-      </w:r>
-      <w:proofErr w:type="spellEnd"/>
-      <w:r>
-        <w:rPr>
-          <w:rFonts w:ascii="Times New Roman" w:eastAsia="Times New Roman" w:hAnsi="Times New Roman" w:cs="Times New Roman"/>
-          <w:b/>
-          <w:bCs/>
-          <w:sz w:val="24"/>
-          <w:szCs w:val="24"/>
-          <w:lang w:eastAsia="hu-HU"/>
-        </w:rPr>
-        <w:t xml:space="preserve"> CSS</w:t>
-      </w:r>
-      <w:r>
-        <w:rPr>
-          <w:rFonts w:ascii="Times New Roman" w:eastAsia="Times New Roman" w:hAnsi="Times New Roman" w:cs="Times New Roman"/>
-          <w:sz w:val="24"/>
-          <w:szCs w:val="24"/>
-          <w:lang w:eastAsia="hu-HU"/>
-        </w:rPr>
-        <w:t xml:space="preserve"> vagy </w:t>
-      </w:r>
-      <w:proofErr w:type="spellStart"/>
-      <w:r>
-        <w:rPr>
-          <w:rFonts w:ascii="Times New Roman" w:eastAsia="Times New Roman" w:hAnsi="Times New Roman" w:cs="Times New Roman"/>
-          <w:sz w:val="24"/>
-          <w:szCs w:val="24"/>
-          <w:lang w:eastAsia="hu-HU"/>
-        </w:rPr>
-        <w:t>Bootstrap</w:t>
-      </w:r>
-      <w:proofErr w:type="spellEnd"/>
-      <w:r>
-        <w:rPr>
-          <w:rFonts w:ascii="Times New Roman" w:eastAsia="Times New Roman" w:hAnsi="Times New Roman" w:cs="Times New Roman"/>
-          <w:sz w:val="24"/>
-          <w:szCs w:val="24"/>
-          <w:lang w:eastAsia="hu-HU"/>
-        </w:rPr>
-        <w:t>), hogy szép, modern kinézetet kapjon a kölcsönző alkalmazás.</w:t>
-      </w:r>
-    </w:p>
-    <w:p>
-      <w:bookmarkStart w:id="0" w:name="_GoBack"/>
-      <w:bookmarkEnd w:id="0"/>
-    </w:p>
+          <w:color w:val="FF0000"/>
+          <w:sz w:val="24"/>
+          <w:szCs w:val="24"/>
+          <w:lang w:eastAsia="hu-HU"/>
+        </w:rPr>
+      </w:pPr>
+      <w:r>
+        <w:rPr>
+          <w:rFonts w:ascii="Times New Roman" w:eastAsia="Times New Roman" w:hAnsi="Times New Roman" w:cs="Times New Roman"/>
+          <w:color w:val="FF0000"/>
+          <w:sz w:val="24"/>
+          <w:szCs w:val="24"/>
+          <w:lang w:eastAsia="hu-HU"/>
+        </w:rPr>
+        <w:t>Legyen egy egyszerű navigációs sáv (pl. "Autók listája" és "Új foglalás" nézetek/fülek között váltáshoz, vagy egy oldalas, egységes elrendezés).</w:t>
+      </w:r>
+    </w:p>
+    <w:bookmarkEnd w:id="0"/>
+    <w:p/>
     <w:sectPr>
       <w:pgSz w:w="11906" w:h="16838"/>
       <w:pgMar w:top="1417" w:right="1417" w:bottom="1417" w:left="1417" w:header="708" w:footer="708" w:gutter="0"/>
@@ -2865,7 +2207,7 @@
 </file>
 
 <file path=word/numbering.xml><?xml version="1.0" encoding="utf-8"?>
-<w:numbering xmlns:wpc="http://schemas.microsoft.com/office/word/2010/wordprocessingCanvas" xmlns:cx="http://schemas.microsoft.com/office/drawing/2014/chartex" xmlns:mc="http://schemas.openxmlformats.org/markup-compatibility/2006" xmlns:o="urn:schemas-microsoft-com:office:office" xmlns:r="http://schemas.openxmlformats.org/officeDocument/2006/relationships" xmlns:m="http://schemas.openxmlformats.org/officeDocument/2006/math" xmlns:v="urn:schemas-microsoft-com:vml" xmlns:wp14="http://schemas.microsoft.com/office/word/2010/wordprocessingDrawing" xmlns:wp="http://schemas.openxmlformats.org/drawingml/2006/wordprocessingDrawing" xmlns:w10="urn:schemas-microsoft-com:office:word" xmlns:w="http://schemas.openxmlformats.org/wordprocessingml/2006/main" xmlns:w14="http://schemas.microsoft.com/office/word/2010/wordml" xmlns:w15="http://schemas.microsoft.com/office/word/2012/wordml" xmlns:w16se="http://schemas.microsoft.com/office/word/2015/wordml/symex" xmlns:wpg="http://schemas.microsoft.com/office/word/2010/wordprocessingGroup" xmlns:wpi="http://schemas.microsoft.com/office/word/2010/wordprocessingInk" xmlns:wne="http://schemas.microsoft.com/office/word/2006/wordml" xmlns:wps="http://schemas.microsoft.com/office/word/2010/wordprocessingShape" mc:Ignorable="w14 w15 w16se wp14">
+<w:numbering xmlns:wpc="http://schemas.microsoft.com/office/word/2010/wordprocessingCanvas" xmlns:cx="http://schemas.microsoft.com/office/drawing/2014/chartex" xmlns:cx1="http://schemas.microsoft.com/office/drawing/2015/9/8/chartex" xmlns:cx2="http://schemas.microsoft.com/office/drawing/2015/10/21/chartex" xmlns:cx3="http://schemas.microsoft.com/office/drawing/2016/5/9/chartex" xmlns:cx4="http://schemas.microsoft.com/office/drawing/2016/5/10/chartex" xmlns:cx5="http://schemas.microsoft.com/office/drawing/2016/5/11/chartex" xmlns:cx6="http://schemas.microsoft.com/office/drawing/2016/5/12/chartex" xmlns:cx7="http://schemas.microsoft.com/office/drawing/2016/5/13/chartex" xmlns:cx8="http://schemas.microsoft.com/office/drawing/2016/5/14/chartex" xmlns:mc="http://schemas.openxmlformats.org/markup-compatibility/2006" xmlns:aink="http://schemas.microsoft.com/office/drawing/2016/ink" xmlns:am3d="http://schemas.microsoft.com/office/drawing/2017/model3d" xmlns:o="urn:schemas-microsoft-com:office:office" xmlns:r="http://schemas.openxmlformats.org/officeDocument/2006/relationships" xmlns:m="http://schemas.openxmlformats.org/officeDocument/2006/math" xmlns:v="urn:schemas-microsoft-com:vml" xmlns:wp14="http://schemas.microsoft.com/office/word/2010/wordprocessingDrawing" xmlns:wp="http://schemas.openxmlformats.org/drawingml/2006/wordprocessingDrawing" xmlns:w10="urn:schemas-microsoft-com:office:word" xmlns:w="http://schemas.openxmlformats.org/wordprocessingml/2006/main" xmlns:w14="http://schemas.microsoft.com/office/word/2010/wordml" xmlns:w15="http://schemas.microsoft.com/office/word/2012/wordml" xmlns:w16cid="http://schemas.microsoft.com/office/word/2016/wordml/cid" xmlns:w16se="http://schemas.microsoft.com/office/word/2015/wordml/symex" xmlns:wpg="http://schemas.microsoft.com/office/word/2010/wordprocessingGroup" xmlns:wpi="http://schemas.microsoft.com/office/word/2010/wordprocessingInk" xmlns:wne="http://schemas.microsoft.com/office/word/2006/wordml" xmlns:wps="http://schemas.microsoft.com/office/word/2010/wordprocessingShape" mc:Ignorable="w14 w15 w16se w16cid wp14">
   <w:abstractNum w:abstractNumId="0" w15:restartNumberingAfterBreak="0">
     <w:nsid w:val="19785180"/>
     <w:multiLevelType w:val="multilevel"/>
@@ -3378,7 +2720,7 @@
 </file>
 
 <file path=word/styles.xml><?xml version="1.0" encoding="utf-8"?>
-<w:styles xmlns:mc="http://schemas.openxmlformats.org/markup-compatibility/2006" xmlns:r="http://schemas.openxmlformats.org/officeDocument/2006/relationships" xmlns:w="http://schemas.openxmlformats.org/wordprocessingml/2006/main" xmlns:w14="http://schemas.microsoft.com/office/word/2010/wordml" xmlns:w15="http://schemas.microsoft.com/office/word/2012/wordml" xmlns:w16se="http://schemas.microsoft.com/office/word/2015/wordml/symex" mc:Ignorable="w14 w15 w16se">
+<w:styles xmlns:mc="http://schemas.openxmlformats.org/markup-compatibility/2006" xmlns:r="http://schemas.openxmlformats.org/officeDocument/2006/relationships" xmlns:w="http://schemas.openxmlformats.org/wordprocessingml/2006/main" xmlns:w14="http://schemas.microsoft.com/office/word/2010/wordml" xmlns:w15="http://schemas.microsoft.com/office/word/2012/wordml" xmlns:w16cid="http://schemas.microsoft.com/office/word/2016/wordml/cid" xmlns:w16se="http://schemas.microsoft.com/office/word/2015/wordml/symex" mc:Ignorable="w14 w15 w16se w16cid">
   <w:docDefaults>
     <w:rPrDefault>
       <w:rPr>
@@ -3394,7 +2736,7 @@
       </w:pPr>
     </w:pPrDefault>
   </w:docDefaults>
-  <w:latentStyles w:defLockedState="0" w:defUIPriority="99" w:defSemiHidden="0" w:defUnhideWhenUsed="0" w:defQFormat="0" w:count="371">
+  <w:latentStyles w:defLockedState="0" w:defUIPriority="99" w:defSemiHidden="0" w:defUnhideWhenUsed="0" w:defQFormat="0" w:count="375">
     <w:lsdException w:name="Normal" w:uiPriority="0" w:qFormat="1"/>
     <w:lsdException w:name="heading 1" w:uiPriority="9" w:qFormat="1"/>
     <w:lsdException w:name="heading 2" w:semiHidden="1" w:uiPriority="9" w:unhideWhenUsed="1" w:qFormat="1"/>
@@ -3500,7 +2842,6 @@
     <w:lsdException w:name="HTML Sample" w:semiHidden="1" w:unhideWhenUsed="1"/>
     <w:lsdException w:name="HTML Typewriter" w:semiHidden="1" w:unhideWhenUsed="1"/>
     <w:lsdException w:name="HTML Variable" w:semiHidden="1" w:unhideWhenUsed="1"/>
-    <w:lsdException w:name="Normal Table" w:semiHidden="1" w:unhideWhenUsed="1"/>
     <w:lsdException w:name="annotation subject" w:semiHidden="1" w:unhideWhenUsed="1"/>
     <w:lsdException w:name="No List" w:semiHidden="1" w:unhideWhenUsed="1"/>
     <w:lsdException w:name="Outline List 1" w:semiHidden="1" w:unhideWhenUsed="1"/>
@@ -3544,10 +2885,8 @@
     <w:lsdException w:name="Table Elegant" w:semiHidden="1" w:unhideWhenUsed="1"/>
     <w:lsdException w:name="Table Professional" w:semiHidden="1" w:unhideWhenUsed="1"/>
     <w:lsdException w:name="Table Subtle 1" w:semiHidden="1" w:unhideWhenUsed="1"/>
-    <w:lsdException w:name="Table Subtle 2" w:semiHidden="1" w:unhideWhenUsed="1"/>
     <w:lsdException w:name="Table Web 1" w:semiHidden="1" w:unhideWhenUsed="1"/>
     <w:lsdException w:name="Table Web 2" w:semiHidden="1" w:unhideWhenUsed="1"/>
-    <w:lsdException w:name="Table Web 3" w:semiHidden="1" w:unhideWhenUsed="1"/>
     <w:lsdException w:name="Balloon Text" w:semiHidden="1" w:unhideWhenUsed="1"/>
     <w:lsdException w:name="Table Grid" w:uiPriority="39"/>
     <w:lsdException w:name="Table Theme" w:semiHidden="1" w:unhideWhenUsed="1"/>
@@ -3766,6 +3105,10 @@
     <w:lsdException w:name="List Table 5 Dark Accent 6" w:uiPriority="50"/>
     <w:lsdException w:name="List Table 6 Colorful Accent 6" w:uiPriority="51"/>
     <w:lsdException w:name="List Table 7 Colorful Accent 6" w:uiPriority="52"/>
+    <w:lsdException w:name="Mention" w:semiHidden="1" w:unhideWhenUsed="1"/>
+    <w:lsdException w:name="Smart Hyperlink" w:semiHidden="1" w:unhideWhenUsed="1"/>
+    <w:lsdException w:name="Hashtag" w:semiHidden="1" w:unhideWhenUsed="1"/>
+    <w:lsdException w:name="Unresolved Mention" w:semiHidden="1" w:unhideWhenUsed="1"/>
   </w:latentStyles>
   <w:style w:type="paragraph" w:default="1" w:styleId="Norml">
     <w:name w:val="Normal"/>
